--- a/Classroom Challenge Projects/Faculty Resources/Evaluation Rubric Template.docx
+++ b/Classroom Challenge Projects/Faculty Resources/Evaluation Rubric Template.docx
@@ -474,7 +474,25 @@
               <w:rPr>
                 <w:rFonts w:ascii="Aptos" w:hAnsi="Aptos"/>
               </w:rPr>
-              <w:t>Code Quality, Reproducibility &amp; Data</w:t>
+              <w:t>Code Quality, Reproducibility</w:t>
+            </w:r>
+            <w:r>
+              <w:rPr>
+                <w:rFonts w:ascii="Aptos" w:hAnsi="Aptos"/>
+              </w:rPr>
+              <w:t xml:space="preserve"> &amp; </w:t>
+            </w:r>
+            <w:r>
+              <w:rPr>
+                <w:rFonts w:ascii="Aptos" w:hAnsi="Aptos"/>
+              </w:rPr>
+              <w:t>D</w:t>
+            </w:r>
+            <w:r>
+              <w:rPr>
+                <w:rFonts w:ascii="Aptos" w:hAnsi="Aptos"/>
+              </w:rPr>
+              <w:t xml:space="preserve">ocumentation </w:t>
             </w:r>
           </w:p>
         </w:tc>
@@ -550,7 +568,13 @@
               <w:rPr>
                 <w:rFonts w:ascii="Aptos" w:hAnsi="Aptos"/>
               </w:rPr>
-              <w:t>Visualization &amp; Communication</w:t>
+              <w:t>Communicati</w:t>
+            </w:r>
+            <w:r>
+              <w:rPr>
+                <w:rFonts w:ascii="Aptos" w:hAnsi="Aptos"/>
+              </w:rPr>
+              <w:t>ng Project Findings</w:t>
             </w:r>
           </w:p>
         </w:tc>
@@ -1570,7 +1594,29 @@
           <w:sz w:val="22"/>
           <w:szCs w:val="22"/>
         </w:rPr>
-        <w:t>4) Code Quality, Reproducibility &amp; Data Management (15 pts)</w:t>
+        <w:t>4) Code Quality, Reproducibility</w:t>
+      </w:r>
+      <w:r>
+        <w:rPr>
+          <w:rFonts w:ascii="Aptos" w:hAnsi="Aptos" w:cs="Segoe UI"/>
+          <w:b/>
+          <w:bCs/>
+          <w:color w:val="0070C0"/>
+          <w:sz w:val="22"/>
+          <w:szCs w:val="22"/>
+        </w:rPr>
+        <w:t xml:space="preserve">, &amp; Documentation </w:t>
+      </w:r>
+      <w:r>
+        <w:rPr>
+          <w:rFonts w:ascii="Aptos" w:hAnsi="Aptos" w:cs="Segoe UI"/>
+          <w:b/>
+          <w:bCs/>
+          <w:color w:val="0070C0"/>
+          <w:sz w:val="22"/>
+          <w:szCs w:val="22"/>
+        </w:rPr>
+        <w:t>(15 pts)</w:t>
       </w:r>
     </w:p>
     <w:p>
@@ -1758,7 +1804,43 @@
           <w:sz w:val="22"/>
           <w:szCs w:val="22"/>
         </w:rPr>
-        <w:t>5) Visualization &amp; Communication (10 pts)</w:t>
+        <w:t>5) Communicati</w:t>
+      </w:r>
+      <w:r>
+        <w:rPr>
+          <w:rFonts w:ascii="Aptos" w:hAnsi="Aptos" w:cs="Segoe UI"/>
+          <w:color w:val="0070C0"/>
+          <w:sz w:val="22"/>
+          <w:szCs w:val="22"/>
+        </w:rPr>
+        <w:t>ng Project Findings</w:t>
+      </w:r>
+      <w:r>
+        <w:rPr>
+          <w:rFonts w:ascii="Aptos" w:hAnsi="Aptos" w:cs="Segoe UI"/>
+          <w:color w:val="0070C0"/>
+          <w:sz w:val="22"/>
+          <w:szCs w:val="22"/>
+        </w:rPr>
+        <w:t xml:space="preserve"> </w:t>
+      </w:r>
+      <w:r>
+        <w:rPr>
+          <w:rFonts w:ascii="Aptos" w:hAnsi="Aptos" w:cs="Segoe UI"/>
+          <w:color w:val="0070C0"/>
+          <w:sz w:val="22"/>
+          <w:szCs w:val="22"/>
+        </w:rPr>
+        <w:t>(</w:t>
+      </w:r>
+      <w:r>
+        <w:rPr>
+          <w:rFonts w:ascii="Aptos" w:hAnsi="Aptos" w:cs="Segoe UI"/>
+          <w:color w:val="0070C0"/>
+          <w:sz w:val="22"/>
+          <w:szCs w:val="22"/>
+        </w:rPr>
+        <w:t>10 pts)</w:t>
       </w:r>
     </w:p>
     <w:p>
